--- a/ShortcutsJupyter.docx
+++ b/ShortcutsJupyter.docx
@@ -1,6 +1,6 @@
 
 <file path=word/document.xml><?xml version="1.0" encoding="utf-8"?>
-<w:document xmlns:wpc="http://schemas.microsoft.com/office/word/2010/wordprocessingCanvas" xmlns:cx="http://schemas.microsoft.com/office/drawing/2014/chartex" xmlns:cx1="http://schemas.microsoft.com/office/drawing/2015/9/8/chartex" xmlns:cx2="http://schemas.microsoft.com/office/drawing/2015/10/21/chartex" xmlns:cx3="http://schemas.microsoft.com/office/drawing/2016/5/9/chartex" xmlns:cx4="http://schemas.microsoft.com/office/drawing/2016/5/10/chartex" xmlns:cx5="http://schemas.microsoft.com/office/drawing/2016/5/11/chartex" xmlns:cx6="http://schemas.microsoft.com/office/drawing/2016/5/12/chartex" xmlns:cx7="http://schemas.microsoft.com/office/drawing/2016/5/13/chartex" xmlns:cx8="http://schemas.microsoft.com/office/drawing/2016/5/14/chartex" xmlns:mc="http://schemas.openxmlformats.org/markup-compatibility/2006" xmlns:aink="http://schemas.microsoft.com/office/drawing/2016/ink" xmlns:am3d="http://schemas.microsoft.com/office/drawing/2017/model3d" xmlns:o="urn:schemas-microsoft-com:office:office" xmlns:r="http://schemas.openxmlformats.org/officeDocument/2006/relationships" xmlns:m="http://schemas.openxmlformats.org/officeDocument/2006/math" xmlns:v="urn:schemas-microsoft-com:vml" xmlns:wp14="http://schemas.microsoft.com/office/word/2010/wordprocessingDrawing" xmlns:wp="http://schemas.openxmlformats.org/drawingml/2006/wordprocessingDrawing" xmlns:w10="urn:schemas-microsoft-com:office:word" xmlns:w="http://schemas.openxmlformats.org/wordprocessingml/2006/main" xmlns:w14="http://schemas.microsoft.com/office/word/2010/wordml" xmlns:w15="http://schemas.microsoft.com/office/word/2012/wordml" xmlns:w16cex="http://schemas.microsoft.com/office/word/2018/wordml/cex" xmlns:w16cid="http://schemas.microsoft.com/office/word/2016/wordml/cid" xmlns:w16="http://schemas.microsoft.com/office/word/2018/wordml" xmlns:w16sdtdh="http://schemas.microsoft.com/office/word/2020/wordml/sdtdatahash" xmlns:w16se="http://schemas.microsoft.com/office/word/2015/wordml/symex" xmlns:wpg="http://schemas.microsoft.com/office/word/2010/wordprocessingGroup" xmlns:wpi="http://schemas.microsoft.com/office/word/2010/wordprocessingInk" xmlns:wne="http://schemas.microsoft.com/office/word/2006/wordml" xmlns:wps="http://schemas.microsoft.com/office/word/2010/wordprocessingShape" mc:Ignorable="w14 w15 w16se w16cid w16 w16cex w16sdtdh wp14">
+<w:document xmlns:wpc="http://schemas.microsoft.com/office/word/2010/wordprocessingCanvas" xmlns:cx="http://schemas.microsoft.com/office/drawing/2014/chartex" xmlns:cx1="http://schemas.microsoft.com/office/drawing/2015/9/8/chartex" xmlns:cx2="http://schemas.microsoft.com/office/drawing/2015/10/21/chartex" xmlns:cx3="http://schemas.microsoft.com/office/drawing/2016/5/9/chartex" xmlns:cx4="http://schemas.microsoft.com/office/drawing/2016/5/10/chartex" xmlns:cx5="http://schemas.microsoft.com/office/drawing/2016/5/11/chartex" xmlns:cx6="http://schemas.microsoft.com/office/drawing/2016/5/12/chartex" xmlns:cx7="http://schemas.microsoft.com/office/drawing/2016/5/13/chartex" xmlns:cx8="http://schemas.microsoft.com/office/drawing/2016/5/14/chartex" xmlns:mc="http://schemas.openxmlformats.org/markup-compatibility/2006" xmlns:aink="http://schemas.microsoft.com/office/drawing/2016/ink" xmlns:am3d="http://schemas.microsoft.com/office/drawing/2017/model3d" xmlns:o="urn:schemas-microsoft-com:office:office" xmlns:oel="http://schemas.microsoft.com/office/2019/extlst" xmlns:r="http://schemas.openxmlformats.org/officeDocument/2006/relationships" xmlns:m="http://schemas.openxmlformats.org/officeDocument/2006/math" xmlns:v="urn:schemas-microsoft-com:vml" xmlns:wp14="http://schemas.microsoft.com/office/word/2010/wordprocessingDrawing" xmlns:wp="http://schemas.openxmlformats.org/drawingml/2006/wordprocessingDrawing" xmlns:w10="urn:schemas-microsoft-com:office:word" xmlns:w="http://schemas.openxmlformats.org/wordprocessingml/2006/main" xmlns:w14="http://schemas.microsoft.com/office/word/2010/wordml" xmlns:w15="http://schemas.microsoft.com/office/word/2012/wordml" xmlns:w16cex="http://schemas.microsoft.com/office/word/2018/wordml/cex" xmlns:w16cid="http://schemas.microsoft.com/office/word/2016/wordml/cid" xmlns:w16="http://schemas.microsoft.com/office/word/2018/wordml" xmlns:w16du="http://schemas.microsoft.com/office/word/2023/wordml/word16du" xmlns:w16sdtdh="http://schemas.microsoft.com/office/word/2020/wordml/sdtdatahash" xmlns:w16sdtfl="http://schemas.microsoft.com/office/word/2024/wordml/sdtformatlock" xmlns:w16se="http://schemas.microsoft.com/office/word/2015/wordml/symex" xmlns:wpg="http://schemas.microsoft.com/office/word/2010/wordprocessingGroup" xmlns:wpi="http://schemas.microsoft.com/office/word/2010/wordprocessingInk" xmlns:wne="http://schemas.microsoft.com/office/word/2006/wordml" xmlns:wps="http://schemas.microsoft.com/office/word/2010/wordprocessingShape" mc:Ignorable="w14 w15 w16se w16cid w16 w16cex w16sdtdh w16sdtfl w16du wp14">
   <w:body>
     <w:p>
       <w:pPr>
@@ -1080,6 +1080,7 @@
           <w:lang w:val="en-US"/>
         </w:rPr>
       </w:pPr>
+      <w:proofErr w:type="gramStart"/>
       <w:r>
         <w:rPr>
           <w:rStyle w:val="HTMLTastatur"/>
@@ -1115,6 +1116,7 @@
         </w:rPr>
         <w:t>D</w:t>
       </w:r>
+      <w:proofErr w:type="gramEnd"/>
       <w:r>
         <w:rPr>
           <w:rStyle w:val="shortcutdescr"/>
@@ -1359,6 +1361,7 @@
           <w:lang w:val="en-US"/>
         </w:rPr>
       </w:pPr>
+      <w:proofErr w:type="gramStart"/>
       <w:r>
         <w:rPr>
           <w:rStyle w:val="HTMLTastatur"/>
@@ -1394,6 +1397,7 @@
         </w:rPr>
         <w:t>I</w:t>
       </w:r>
+      <w:proofErr w:type="gramEnd"/>
       <w:r>
         <w:rPr>
           <w:rStyle w:val="shortcutdescr"/>
@@ -1783,8 +1787,22 @@
           <w:bdr w:val="single" w:sz="6" w:space="1" w:color="auto" w:frame="1"/>
           <w:lang w:val="en-US"/>
         </w:rPr>
-        <w:t>Ctrl-[</w:t>
-      </w:r>
+        <w:t>Ctrl</w:t>
+      </w:r>
+      <w:proofErr w:type="gramStart"/>
+      <w:r>
+        <w:rPr>
+          <w:rStyle w:val="HTMLTastatur"/>
+          <w:rFonts w:ascii="Cambria Math" w:eastAsia="Batang" w:hAnsi="Cambria Math"/>
+          <w:color w:val="888888"/>
+          <w:sz w:val="22"/>
+          <w:szCs w:val="22"/>
+          <w:bdr w:val="single" w:sz="6" w:space="1" w:color="auto" w:frame="1"/>
+          <w:lang w:val="en-US"/>
+        </w:rPr>
+        <w:t>-[</w:t>
+      </w:r>
+      <w:proofErr w:type="gramEnd"/>
       <w:r>
         <w:rPr>
           <w:rStyle w:val="shortcutdescr"/>
@@ -3236,7 +3254,23 @@
           <w:rFonts w:hint="eastAsia"/>
           <w:lang w:val="de-CH"/>
         </w:rPr>
-        <w:t xml:space="preserve">_{i=1}^{10} </w:t>
+        <w:t>_{i=</w:t>
+      </w:r>
+      <w:proofErr w:type="gramStart"/>
+      <w:r>
+        <w:rPr>
+          <w:rFonts w:hint="eastAsia"/>
+          <w:lang w:val="de-CH"/>
+        </w:rPr>
+        <w:t>1}^</w:t>
+      </w:r>
+      <w:proofErr w:type="gramEnd"/>
+      <w:r>
+        <w:rPr>
+          <w:rFonts w:hint="eastAsia"/>
+          <w:lang w:val="de-CH"/>
+        </w:rPr>
+        <w:t xml:space="preserve">{10} </w:t>
       </w:r>
       <w:proofErr w:type="spellStart"/>
       <w:r>
@@ -3619,7 +3653,21 @@
         <w:rPr>
           <w:lang w:val="de-CH"/>
         </w:rPr>
-        <w:t xml:space="preserve">LINK einfügen: __[link </w:t>
+        <w:t>LINK einfügen: _</w:t>
+      </w:r>
+      <w:proofErr w:type="gramStart"/>
+      <w:r>
+        <w:rPr>
+          <w:lang w:val="de-CH"/>
+        </w:rPr>
+        <w:t>_[</w:t>
+      </w:r>
+      <w:proofErr w:type="gramEnd"/>
+      <w:r>
+        <w:rPr>
+          <w:lang w:val="de-CH"/>
+        </w:rPr>
+        <w:t xml:space="preserve">link </w:t>
       </w:r>
       <w:proofErr w:type="spellStart"/>
       <w:r>
@@ -3647,7 +3695,7 @@
 </file>
 
 <file path=word/styles.xml><?xml version="1.0" encoding="utf-8"?>
-<w:styles xmlns:mc="http://schemas.openxmlformats.org/markup-compatibility/2006" xmlns:r="http://schemas.openxmlformats.org/officeDocument/2006/relationships" xmlns:w="http://schemas.openxmlformats.org/wordprocessingml/2006/main" xmlns:w14="http://schemas.microsoft.com/office/word/2010/wordml" xmlns:w15="http://schemas.microsoft.com/office/word/2012/wordml" xmlns:w16cex="http://schemas.microsoft.com/office/word/2018/wordml/cex" xmlns:w16cid="http://schemas.microsoft.com/office/word/2016/wordml/cid" xmlns:w16="http://schemas.microsoft.com/office/word/2018/wordml" xmlns:w16sdtdh="http://schemas.microsoft.com/office/word/2020/wordml/sdtdatahash" xmlns:w16se="http://schemas.microsoft.com/office/word/2015/wordml/symex" mc:Ignorable="w14 w15 w16se w16cid w16 w16cex w16sdtdh">
+<w:styles xmlns:mc="http://schemas.openxmlformats.org/markup-compatibility/2006" xmlns:r="http://schemas.openxmlformats.org/officeDocument/2006/relationships" xmlns:w="http://schemas.openxmlformats.org/wordprocessingml/2006/main" xmlns:w14="http://schemas.microsoft.com/office/word/2010/wordml" xmlns:w15="http://schemas.microsoft.com/office/word/2012/wordml" xmlns:w16cex="http://schemas.microsoft.com/office/word/2018/wordml/cex" xmlns:w16cid="http://schemas.microsoft.com/office/word/2016/wordml/cid" xmlns:w16="http://schemas.microsoft.com/office/word/2018/wordml" xmlns:w16du="http://schemas.microsoft.com/office/word/2023/wordml/word16du" xmlns:w16sdtdh="http://schemas.microsoft.com/office/word/2020/wordml/sdtdatahash" xmlns:w16sdtfl="http://schemas.microsoft.com/office/word/2024/wordml/sdtformatlock" xmlns:w16se="http://schemas.microsoft.com/office/word/2015/wordml/symex" mc:Ignorable="w14 w15 w16se w16cid w16 w16cex w16sdtdh w16sdtfl w16du">
   <w:docDefaults>
     <w:rPrDefault>
       <w:rPr>
@@ -3769,6 +3817,7 @@
     <w:lsdException w:name="HTML Sample" w:semiHidden="1" w:unhideWhenUsed="1"/>
     <w:lsdException w:name="HTML Typewriter" w:semiHidden="1" w:unhideWhenUsed="1"/>
     <w:lsdException w:name="HTML Variable" w:semiHidden="1" w:unhideWhenUsed="1"/>
+    <w:lsdException w:name="Normal Table" w:semiHidden="1" w:unhideWhenUsed="1"/>
     <w:lsdException w:name="annotation subject" w:semiHidden="1" w:unhideWhenUsed="1"/>
     <w:lsdException w:name="No List" w:semiHidden="1" w:unhideWhenUsed="1"/>
     <w:lsdException w:name="Outline List 1" w:semiHidden="1" w:unhideWhenUsed="1"/>
@@ -3811,8 +3860,11 @@
     <w:lsdException w:name="Table Contemporary" w:semiHidden="1" w:unhideWhenUsed="1"/>
     <w:lsdException w:name="Table Elegant" w:semiHidden="1" w:unhideWhenUsed="1"/>
     <w:lsdException w:name="Table Professional" w:semiHidden="1" w:unhideWhenUsed="1"/>
+    <w:lsdException w:name="Table Subtle 1" w:semiHidden="1" w:unhideWhenUsed="1"/>
     <w:lsdException w:name="Table Subtle 2" w:semiHidden="1" w:unhideWhenUsed="1"/>
     <w:lsdException w:name="Table Web 1" w:semiHidden="1" w:unhideWhenUsed="1"/>
+    <w:lsdException w:name="Table Web 2" w:semiHidden="1" w:unhideWhenUsed="1"/>
+    <w:lsdException w:name="Table Web 3" w:semiHidden="1" w:unhideWhenUsed="1"/>
     <w:lsdException w:name="Balloon Text" w:semiHidden="1" w:unhideWhenUsed="1"/>
     <w:lsdException w:name="Table Grid" w:uiPriority="39"/>
     <w:lsdException w:name="Table Theme" w:semiHidden="1" w:unhideWhenUsed="1"/>
